--- a/arac/t-cross/2025-02-15-değer kaybı/dilekce.docx
+++ b/arac/t-cross/2025-02-15-değer kaybı/dilekce.docx
@@ -413,16 +413,7 @@
           <w:szCs w:val="24"/>
           <w:lang w:eastAsia="tr-TR"/>
         </w:rPr>
-        <w:t>P</w:t>
-      </w:r>
-      <w:r>
-        <w:rPr>
-          <w:rFonts w:ascii="Times New Roman" w:eastAsia="Times New Roman" w:hAnsi="Times New Roman" w:cs="Times New Roman"/>
-          <w:sz w:val="24"/>
-          <w:szCs w:val="24"/>
-          <w:lang w:eastAsia="tr-TR"/>
-        </w:rPr>
-        <w:t>olç</w:t>
+        <w:t>Polç</w:t>
       </w:r>
       <w:proofErr w:type="spellEnd"/>
       <w:r>
@@ -432,29 +423,329 @@
           <w:szCs w:val="24"/>
           <w:lang w:eastAsia="tr-TR"/>
         </w:rPr>
-        <w:t>.</w:t>
-      </w:r>
-      <w:r>
-        <w:rPr>
-          <w:rFonts w:ascii="Times New Roman" w:eastAsia="Times New Roman" w:hAnsi="Times New Roman" w:cs="Times New Roman"/>
-          <w:sz w:val="24"/>
-          <w:szCs w:val="24"/>
-          <w:lang w:eastAsia="tr-TR"/>
-        </w:rPr>
-        <w:t xml:space="preserve"> No</w:t>
-      </w:r>
-      <w:r>
-        <w:rPr>
-          <w:rFonts w:ascii="Times New Roman" w:eastAsia="Times New Roman" w:hAnsi="Times New Roman" w:cs="Times New Roman"/>
-          <w:sz w:val="24"/>
-          <w:szCs w:val="24"/>
-          <w:lang w:eastAsia="tr-TR"/>
+        <w:t>. No</w:t>
+      </w:r>
+      <w:r>
+        <w:rPr>
+          <w:rFonts w:ascii="Times New Roman" w:eastAsia="Times New Roman" w:hAnsi="Times New Roman" w:cs="Times New Roman"/>
+          <w:sz w:val="24"/>
+          <w:szCs w:val="24"/>
+          <w:lang w:eastAsia="tr-TR"/>
+        </w:rPr>
+        <w:tab/>
+        <w:t xml:space="preserve">: </w:t>
+      </w:r>
+      <w:r>
+        <w:rPr>
+          <w:rFonts w:ascii="Times New Roman" w:eastAsia="Times New Roman" w:hAnsi="Times New Roman" w:cs="Times New Roman"/>
+          <w:b/>
+          <w:bCs/>
+          <w:sz w:val="24"/>
+          <w:szCs w:val="24"/>
+          <w:lang w:eastAsia="tr-TR"/>
+        </w:rPr>
+        <w:t>710022022</w:t>
+      </w:r>
+    </w:p>
+    <w:p>
+      <w:pPr>
+        <w:spacing w:after="0" w:line="240" w:lineRule="auto"/>
+        <w:contextualSpacing/>
+        <w:rPr>
+          <w:rFonts w:ascii="Times New Roman" w:eastAsia="Times New Roman" w:hAnsi="Times New Roman" w:cs="Times New Roman"/>
+          <w:b/>
+          <w:bCs/>
+          <w:sz w:val="24"/>
+          <w:szCs w:val="24"/>
+          <w:lang w:eastAsia="tr-TR"/>
+        </w:rPr>
+      </w:pPr>
+      <w:r>
+        <w:rPr>
+          <w:rFonts w:ascii="Times New Roman" w:eastAsia="Times New Roman" w:hAnsi="Times New Roman" w:cs="Times New Roman"/>
+          <w:sz w:val="24"/>
+          <w:szCs w:val="24"/>
+          <w:lang w:eastAsia="tr-TR"/>
+        </w:rPr>
+        <w:t>Hasar Tarihi</w:t>
+      </w:r>
+      <w:r>
+        <w:rPr>
+          <w:rFonts w:ascii="Times New Roman" w:eastAsia="Times New Roman" w:hAnsi="Times New Roman" w:cs="Times New Roman"/>
+          <w:sz w:val="24"/>
+          <w:szCs w:val="24"/>
+          <w:lang w:eastAsia="tr-TR"/>
+        </w:rPr>
+        <w:tab/>
+      </w:r>
+      <w:r>
+        <w:rPr>
+          <w:rFonts w:ascii="Times New Roman" w:eastAsia="Times New Roman" w:hAnsi="Times New Roman" w:cs="Times New Roman"/>
+          <w:sz w:val="24"/>
+          <w:szCs w:val="24"/>
+          <w:lang w:eastAsia="tr-TR"/>
+        </w:rPr>
+        <w:t>:</w:t>
+      </w:r>
+      <w:r>
+        <w:rPr>
+          <w:rFonts w:ascii="Times New Roman" w:eastAsia="Times New Roman" w:hAnsi="Times New Roman" w:cs="Times New Roman"/>
+          <w:sz w:val="24"/>
+          <w:szCs w:val="24"/>
+          <w:lang w:eastAsia="tr-TR"/>
+        </w:rPr>
+        <w:t xml:space="preserve"> </w:t>
+      </w:r>
+      <w:r>
+        <w:rPr>
+          <w:rFonts w:ascii="Times New Roman" w:eastAsia="Times New Roman" w:hAnsi="Times New Roman" w:cs="Times New Roman"/>
+          <w:b/>
+          <w:bCs/>
+          <w:sz w:val="24"/>
+          <w:szCs w:val="24"/>
+          <w:lang w:eastAsia="tr-TR"/>
+        </w:rPr>
+        <w:t>15-02-2025</w:t>
+      </w:r>
+    </w:p>
+    <w:p>
+      <w:pPr>
+        <w:spacing w:after="0" w:line="240" w:lineRule="auto"/>
+        <w:contextualSpacing/>
+        <w:rPr>
+          <w:rFonts w:ascii="Times New Roman" w:eastAsia="Times New Roman" w:hAnsi="Times New Roman" w:cs="Times New Roman"/>
+          <w:sz w:val="24"/>
+          <w:szCs w:val="24"/>
+          <w:lang w:eastAsia="tr-TR"/>
+        </w:rPr>
+      </w:pPr>
+    </w:p>
+    <w:p>
+      <w:pPr>
+        <w:spacing w:after="0" w:line="240" w:lineRule="auto"/>
+        <w:contextualSpacing/>
+        <w:rPr>
+          <w:rFonts w:ascii="Times New Roman" w:eastAsia="Times New Roman" w:hAnsi="Times New Roman" w:cs="Times New Roman"/>
+          <w:b/>
+          <w:bCs/>
+          <w:i/>
+          <w:iCs/>
+          <w:sz w:val="24"/>
+          <w:szCs w:val="24"/>
+          <w:u w:val="single"/>
+          <w:lang w:eastAsia="tr-TR"/>
+        </w:rPr>
+      </w:pPr>
+      <w:r>
+        <w:rPr>
+          <w:rFonts w:ascii="Times New Roman" w:eastAsia="Times New Roman" w:hAnsi="Times New Roman" w:cs="Times New Roman"/>
+          <w:b/>
+          <w:bCs/>
+          <w:i/>
+          <w:iCs/>
+          <w:sz w:val="24"/>
+          <w:szCs w:val="24"/>
+          <w:u w:val="single"/>
+          <w:lang w:eastAsia="tr-TR"/>
+        </w:rPr>
+        <w:t>Mağdur Araç Bilgileri</w:t>
+      </w:r>
+    </w:p>
+    <w:p>
+      <w:pPr>
+        <w:spacing w:after="0" w:line="240" w:lineRule="auto"/>
+        <w:contextualSpacing/>
+        <w:rPr>
+          <w:rFonts w:ascii="Times New Roman" w:hAnsi="Times New Roman" w:cs="Times New Roman"/>
+          <w:b/>
+          <w:bCs/>
+        </w:rPr>
+      </w:pPr>
+      <w:r>
+        <w:rPr>
+          <w:rFonts w:ascii="Times New Roman" w:eastAsia="Times New Roman" w:hAnsi="Times New Roman" w:cs="Times New Roman"/>
+          <w:sz w:val="24"/>
+          <w:szCs w:val="24"/>
+          <w:lang w:eastAsia="tr-TR"/>
+        </w:rPr>
+        <w:t>Plaka</w:t>
+      </w:r>
+      <w:r>
+        <w:rPr>
+          <w:rFonts w:ascii="Times New Roman" w:eastAsia="Times New Roman" w:hAnsi="Times New Roman" w:cs="Times New Roman"/>
+          <w:sz w:val="24"/>
+          <w:szCs w:val="24"/>
+          <w:lang w:eastAsia="tr-TR"/>
+        </w:rPr>
+        <w:tab/>
+      </w:r>
+      <w:r>
+        <w:rPr>
+          <w:rFonts w:ascii="Times New Roman" w:eastAsia="Times New Roman" w:hAnsi="Times New Roman" w:cs="Times New Roman"/>
+          <w:sz w:val="24"/>
+          <w:szCs w:val="24"/>
+          <w:lang w:eastAsia="tr-TR"/>
+        </w:rPr>
+        <w:tab/>
+        <w:t xml:space="preserve">: </w:t>
+      </w:r>
+      <w:r>
+        <w:rPr>
+          <w:rFonts w:ascii="Times New Roman" w:hAnsi="Times New Roman" w:cs="Times New Roman"/>
+          <w:b/>
+          <w:bCs/>
+          <w:u w:val="single"/>
+        </w:rPr>
+        <w:t>34 KZD 364</w:t>
+      </w:r>
+    </w:p>
+    <w:p>
+      <w:pPr>
+        <w:pStyle w:val="NormalWeb"/>
+        <w:spacing w:before="0" w:beforeAutospacing="0" w:after="0" w:afterAutospacing="0"/>
+        <w:contextualSpacing/>
+      </w:pPr>
+      <w:r>
+        <w:t>Ruhsat Sahibi</w:t>
+      </w:r>
+      <w:r>
+        <w:tab/>
+      </w:r>
+      <w:r>
+        <w:t>:</w:t>
+      </w:r>
+      <w:r>
+        <w:t xml:space="preserve"> </w:t>
+      </w:r>
+      <w:r>
+        <w:rPr>
+          <w:b/>
+          <w:bCs/>
+        </w:rPr>
+        <w:t>Yasemin Balcı</w:t>
+      </w:r>
+      <w:r>
+        <w:rPr>
+          <w:b/>
+          <w:bCs/>
+        </w:rPr>
+        <w:t xml:space="preserve"> </w:t>
+      </w:r>
+      <w:r>
+        <w:rPr>
+          <w:b/>
+          <w:bCs/>
+        </w:rPr>
+        <w:t>–</w:t>
+      </w:r>
+      <w:r>
+        <w:rPr>
+          <w:b/>
+          <w:bCs/>
+        </w:rPr>
+        <w:t xml:space="preserve"> </w:t>
+      </w:r>
+      <w:r>
+        <w:t>363</w:t>
+      </w:r>
+      <w:r>
+        <w:t>**</w:t>
+      </w:r>
+      <w:r>
+        <w:t>22</w:t>
+      </w:r>
+    </w:p>
+    <w:p>
+      <w:pPr>
+        <w:spacing w:after="0" w:line="240" w:lineRule="auto"/>
+        <w:contextualSpacing/>
+        <w:rPr>
+          <w:rFonts w:ascii="Times New Roman" w:eastAsia="Times New Roman" w:hAnsi="Times New Roman" w:cs="Times New Roman"/>
+          <w:sz w:val="24"/>
+          <w:szCs w:val="24"/>
+          <w:lang w:eastAsia="tr-TR"/>
+        </w:rPr>
+      </w:pPr>
+      <w:r>
+        <w:rPr>
+          <w:rFonts w:ascii="Times New Roman" w:hAnsi="Times New Roman" w:cs="Times New Roman"/>
+        </w:rPr>
+        <w:t>Model-Marka</w:t>
+      </w:r>
+      <w:r>
+        <w:rPr>
+          <w:rFonts w:ascii="Times New Roman" w:hAnsi="Times New Roman" w:cs="Times New Roman"/>
         </w:rPr>
         <w:tab/>
         <w:t>:</w:t>
       </w:r>
       <w:r>
         <w:rPr>
+          <w:rFonts w:ascii="Times New Roman" w:hAnsi="Times New Roman" w:cs="Times New Roman"/>
+          <w:b/>
+          <w:bCs/>
+        </w:rPr>
+        <w:t xml:space="preserve"> 2024 – </w:t>
+      </w:r>
+      <w:r>
+        <w:rPr>
+          <w:rStyle w:val="fontstyle01"/>
+          <w:rFonts w:ascii="Times New Roman" w:hAnsi="Times New Roman" w:cs="Times New Roman"/>
+          <w:b/>
+          <w:bCs/>
+        </w:rPr>
+        <w:t xml:space="preserve">Volkswagen Binek Yeni T-Cross 1.0 TSI 115 </w:t>
+      </w:r>
+      <w:r>
+        <w:rPr>
+          <w:rStyle w:val="fontstyle21"/>
+          <w:rFonts w:ascii="Times New Roman" w:hAnsi="Times New Roman" w:cs="Times New Roman"/>
+          <w:b/>
+          <w:bCs/>
+        </w:rPr>
+        <w:t>PS Style DSG</w:t>
+      </w:r>
+    </w:p>
+    <w:p>
+      <w:pPr>
+        <w:spacing w:after="0" w:line="240" w:lineRule="auto"/>
+        <w:contextualSpacing/>
+        <w:rPr>
+          <w:rFonts w:ascii="Times New Roman" w:eastAsia="Times New Roman" w:hAnsi="Times New Roman" w:cs="Times New Roman"/>
+          <w:sz w:val="24"/>
+          <w:szCs w:val="24"/>
+          <w:lang w:eastAsia="tr-TR"/>
+        </w:rPr>
+      </w:pPr>
+      <w:r>
+        <w:rPr>
+          <w:rFonts w:ascii="Times New Roman" w:eastAsia="Times New Roman" w:hAnsi="Times New Roman" w:cs="Times New Roman"/>
+          <w:sz w:val="24"/>
+          <w:szCs w:val="24"/>
+          <w:lang w:eastAsia="tr-TR"/>
+        </w:rPr>
+        <w:t>Telefon</w:t>
+      </w:r>
+      <w:r>
+        <w:rPr>
+          <w:rFonts w:ascii="Times New Roman" w:eastAsia="Times New Roman" w:hAnsi="Times New Roman" w:cs="Times New Roman"/>
+          <w:sz w:val="24"/>
+          <w:szCs w:val="24"/>
+          <w:lang w:eastAsia="tr-TR"/>
+        </w:rPr>
+        <w:tab/>
+      </w:r>
+      <w:r>
+        <w:rPr>
+          <w:rFonts w:ascii="Times New Roman" w:eastAsia="Times New Roman" w:hAnsi="Times New Roman" w:cs="Times New Roman"/>
+          <w:sz w:val="24"/>
+          <w:szCs w:val="24"/>
+          <w:lang w:eastAsia="tr-TR"/>
+        </w:rPr>
+        <w:t>:</w:t>
+      </w:r>
+      <w:r>
+        <w:rPr>
           <w:rFonts w:ascii="Times New Roman" w:eastAsia="Times New Roman" w:hAnsi="Times New Roman" w:cs="Times New Roman"/>
           <w:sz w:val="24"/>
           <w:szCs w:val="24"/>
@@ -464,14 +755,11 @@
       </w:r>
       <w:r>
         <w:rPr>
-          <w:rFonts w:ascii="Times New Roman" w:eastAsia="Times New Roman" w:hAnsi="Times New Roman" w:cs="Times New Roman"/>
-          <w:b/>
-          <w:bCs/>
-          <w:sz w:val="24"/>
-          <w:szCs w:val="24"/>
-          <w:lang w:eastAsia="tr-TR"/>
-        </w:rPr>
-        <w:t>710022022</w:t>
+          <w:rFonts w:ascii="Times New Roman" w:hAnsi="Times New Roman" w:cs="Times New Roman"/>
+          <w:b/>
+          <w:bCs/>
+        </w:rPr>
+        <w:t>0544 955 22 42</w:t>
       </w:r>
     </w:p>
     <w:p>
@@ -480,21 +768,19 @@
         <w:contextualSpacing/>
         <w:rPr>
           <w:rFonts w:ascii="Times New Roman" w:eastAsia="Times New Roman" w:hAnsi="Times New Roman" w:cs="Times New Roman"/>
-          <w:b/>
-          <w:bCs/>
-          <w:sz w:val="24"/>
-          <w:szCs w:val="24"/>
-          <w:lang w:eastAsia="tr-TR"/>
-        </w:rPr>
-      </w:pPr>
-      <w:r>
-        <w:rPr>
-          <w:rFonts w:ascii="Times New Roman" w:eastAsia="Times New Roman" w:hAnsi="Times New Roman" w:cs="Times New Roman"/>
-          <w:sz w:val="24"/>
-          <w:szCs w:val="24"/>
-          <w:lang w:eastAsia="tr-TR"/>
-        </w:rPr>
-        <w:t>Hasar Tarihi</w:t>
+          <w:sz w:val="24"/>
+          <w:szCs w:val="24"/>
+          <w:lang w:eastAsia="tr-TR"/>
+        </w:rPr>
+      </w:pPr>
+      <w:r>
+        <w:rPr>
+          <w:rFonts w:ascii="Times New Roman" w:eastAsia="Times New Roman" w:hAnsi="Times New Roman" w:cs="Times New Roman"/>
+          <w:sz w:val="24"/>
+          <w:szCs w:val="24"/>
+          <w:lang w:eastAsia="tr-TR"/>
+        </w:rPr>
+        <w:t>E-mail</w:t>
       </w:r>
       <w:r>
         <w:rPr>
@@ -512,6 +798,15 @@
           <w:szCs w:val="24"/>
           <w:lang w:eastAsia="tr-TR"/>
         </w:rPr>
+        <w:tab/>
+      </w:r>
+      <w:r>
+        <w:rPr>
+          <w:rFonts w:ascii="Times New Roman" w:eastAsia="Times New Roman" w:hAnsi="Times New Roman" w:cs="Times New Roman"/>
+          <w:sz w:val="24"/>
+          <w:szCs w:val="24"/>
+          <w:lang w:eastAsia="tr-TR"/>
+        </w:rPr>
         <w:t>:</w:t>
       </w:r>
       <w:r>
@@ -525,14 +820,11 @@
       </w:r>
       <w:r>
         <w:rPr>
-          <w:rFonts w:ascii="Times New Roman" w:eastAsia="Times New Roman" w:hAnsi="Times New Roman" w:cs="Times New Roman"/>
-          <w:b/>
-          <w:bCs/>
-          <w:sz w:val="24"/>
-          <w:szCs w:val="24"/>
-          <w:lang w:eastAsia="tr-TR"/>
-        </w:rPr>
-        <w:t>15-02-2025</w:t>
+          <w:rFonts w:ascii="Times New Roman" w:hAnsi="Times New Roman" w:cs="Times New Roman"/>
+          <w:b/>
+          <w:bCs/>
+        </w:rPr>
+        <w:t>yaseminbalci444@gmail.com</w:t>
       </w:r>
     </w:p>
     <w:p>
@@ -546,57 +838,17 @@
           <w:lang w:eastAsia="tr-TR"/>
         </w:rPr>
       </w:pPr>
-    </w:p>
-    <w:p>
-      <w:pPr>
-        <w:spacing w:after="0" w:line="240" w:lineRule="auto"/>
-        <w:contextualSpacing/>
-        <w:rPr>
-          <w:rFonts w:ascii="Times New Roman" w:eastAsia="Times New Roman" w:hAnsi="Times New Roman" w:cs="Times New Roman"/>
-          <w:b/>
-          <w:bCs/>
-          <w:i/>
-          <w:iCs/>
-          <w:sz w:val="24"/>
-          <w:szCs w:val="24"/>
-          <w:u w:val="single"/>
-          <w:lang w:eastAsia="tr-TR"/>
-        </w:rPr>
-      </w:pPr>
-      <w:r>
-        <w:rPr>
-          <w:rFonts w:ascii="Times New Roman" w:eastAsia="Times New Roman" w:hAnsi="Times New Roman" w:cs="Times New Roman"/>
-          <w:b/>
-          <w:bCs/>
-          <w:i/>
-          <w:iCs/>
-          <w:sz w:val="24"/>
-          <w:szCs w:val="24"/>
-          <w:u w:val="single"/>
-          <w:lang w:eastAsia="tr-TR"/>
-        </w:rPr>
-        <w:t>Mağdur Araç Bilgileri</w:t>
-      </w:r>
-    </w:p>
-    <w:p>
-      <w:pPr>
-        <w:spacing w:after="0" w:line="240" w:lineRule="auto"/>
-        <w:contextualSpacing/>
-        <w:rPr>
-          <w:rFonts w:ascii="Times New Roman" w:hAnsi="Times New Roman" w:cs="Times New Roman"/>
-          <w:b/>
-          <w:bCs/>
-        </w:rPr>
-      </w:pPr>
-      <w:r>
-        <w:rPr>
-          <w:rFonts w:ascii="Times New Roman" w:eastAsia="Times New Roman" w:hAnsi="Times New Roman" w:cs="Times New Roman"/>
-          <w:sz w:val="24"/>
-          <w:szCs w:val="24"/>
-          <w:lang w:eastAsia="tr-TR"/>
-        </w:rPr>
-        <w:t>Plaka</w:t>
-      </w:r>
+      <w:proofErr w:type="spellStart"/>
+      <w:r>
+        <w:rPr>
+          <w:rFonts w:ascii="Times New Roman" w:eastAsia="Times New Roman" w:hAnsi="Times New Roman" w:cs="Times New Roman"/>
+          <w:sz w:val="24"/>
+          <w:szCs w:val="24"/>
+          <w:lang w:eastAsia="tr-TR"/>
+        </w:rPr>
+        <w:t>Iban</w:t>
+      </w:r>
+      <w:proofErr w:type="spellEnd"/>
       <w:r>
         <w:rPr>
           <w:rFonts w:ascii="Times New Roman" w:eastAsia="Times New Roman" w:hAnsi="Times New Roman" w:cs="Times New Roman"/>
@@ -614,31 +866,14 @@
           <w:lang w:eastAsia="tr-TR"/>
         </w:rPr>
         <w:tab/>
-        <w:t xml:space="preserve">: </w:t>
-      </w:r>
-      <w:r>
-        <w:rPr>
-          <w:rFonts w:ascii="Times New Roman" w:hAnsi="Times New Roman" w:cs="Times New Roman"/>
-          <w:b/>
-          <w:bCs/>
-          <w:u w:val="single"/>
-        </w:rPr>
-        <w:t>34 KZD 364</w:t>
-      </w:r>
-    </w:p>
-    <w:p>
-      <w:pPr>
-        <w:pStyle w:val="NormalWeb"/>
-        <w:spacing w:before="0" w:beforeAutospacing="0" w:after="0" w:afterAutospacing="0"/>
-        <w:contextualSpacing/>
-      </w:pPr>
-      <w:r>
-        <w:t>Ruhsat Sahibi</w:t>
-      </w:r>
-      <w:r>
-        <w:tab/>
-      </w:r>
-      <w:r>
+      </w:r>
+      <w:r>
+        <w:rPr>
+          <w:rFonts w:ascii="Times New Roman" w:eastAsia="Times New Roman" w:hAnsi="Times New Roman" w:cs="Times New Roman"/>
+          <w:sz w:val="24"/>
+          <w:szCs w:val="24"/>
+          <w:lang w:eastAsia="tr-TR"/>
+        </w:rPr>
         <w:t>:</w:t>
       </w:r>
       <w:r>
@@ -646,262 +881,50 @@
       </w:r>
       <w:r>
         <w:rPr>
-          <w:b/>
-          <w:bCs/>
+          <w:rFonts w:ascii="Times New Roman" w:eastAsia="Times New Roman" w:hAnsi="Times New Roman" w:cs="Times New Roman"/>
+          <w:sz w:val="24"/>
+          <w:szCs w:val="24"/>
+          <w:lang w:eastAsia="tr-TR"/>
+        </w:rPr>
+        <w:t>TR</w:t>
+      </w:r>
+      <w:proofErr w:type="gramStart"/>
+      <w:r>
+        <w:rPr>
+          <w:rFonts w:ascii="Times New Roman" w:eastAsia="Times New Roman" w:hAnsi="Times New Roman" w:cs="Times New Roman"/>
+          <w:sz w:val="24"/>
+          <w:szCs w:val="24"/>
+          <w:lang w:eastAsia="tr-TR"/>
+        </w:rPr>
+        <w:t>960006400000158001339032</w:t>
+      </w:r>
+      <w:r>
+        <w:rPr>
+          <w:rFonts w:ascii="Times New Roman" w:eastAsia="Times New Roman" w:hAnsi="Times New Roman" w:cs="Times New Roman"/>
+          <w:sz w:val="24"/>
+          <w:szCs w:val="24"/>
+          <w:lang w:eastAsia="tr-TR"/>
+        </w:rPr>
+        <w:t xml:space="preserve"> -</w:t>
+      </w:r>
+      <w:proofErr w:type="gramEnd"/>
+      <w:r>
+        <w:rPr>
+          <w:rFonts w:ascii="Times New Roman" w:eastAsia="Times New Roman" w:hAnsi="Times New Roman" w:cs="Times New Roman"/>
+          <w:sz w:val="24"/>
+          <w:szCs w:val="24"/>
+          <w:lang w:eastAsia="tr-TR"/>
+        </w:rPr>
+        <w:t xml:space="preserve"> </w:t>
+      </w:r>
+      <w:r>
+        <w:rPr>
+          <w:rFonts w:ascii="Times New Roman" w:eastAsia="Times New Roman" w:hAnsi="Times New Roman" w:cs="Times New Roman"/>
+          <w:sz w:val="24"/>
+          <w:szCs w:val="24"/>
+          <w:lang w:eastAsia="tr-TR"/>
         </w:rPr>
         <w:t>Yasemin Balcı</w:t>
-      </w:r>
-      <w:r>
-        <w:rPr>
-          <w:b/>
-          <w:bCs/>
-        </w:rPr>
-        <w:t xml:space="preserve"> </w:t>
-      </w:r>
-      <w:r>
-        <w:rPr>
-          <w:b/>
-          <w:bCs/>
-        </w:rPr>
-        <w:t>–</w:t>
-      </w:r>
-      <w:r>
-        <w:rPr>
-          <w:b/>
-          <w:bCs/>
-        </w:rPr>
-        <w:t xml:space="preserve"> </w:t>
-      </w:r>
-      <w:r>
-        <w:t>363</w:t>
-      </w:r>
-      <w:r>
-        <w:t>**</w:t>
-      </w:r>
-      <w:r>
-        <w:t>22</w:t>
-      </w:r>
-    </w:p>
-    <w:p>
-      <w:pPr>
-        <w:spacing w:after="0" w:line="240" w:lineRule="auto"/>
-        <w:contextualSpacing/>
-        <w:rPr>
-          <w:rFonts w:ascii="Times New Roman" w:eastAsia="Times New Roman" w:hAnsi="Times New Roman" w:cs="Times New Roman"/>
-          <w:sz w:val="24"/>
-          <w:szCs w:val="24"/>
-          <w:lang w:eastAsia="tr-TR"/>
-        </w:rPr>
-      </w:pPr>
-      <w:r>
-        <w:rPr>
-          <w:rFonts w:ascii="Times New Roman" w:hAnsi="Times New Roman" w:cs="Times New Roman"/>
-        </w:rPr>
-        <w:t>Model-Marka</w:t>
-      </w:r>
-      <w:r>
-        <w:rPr>
-          <w:rFonts w:ascii="Times New Roman" w:hAnsi="Times New Roman" w:cs="Times New Roman"/>
-        </w:rPr>
-        <w:tab/>
-        <w:t>:</w:t>
-      </w:r>
-      <w:r>
-        <w:rPr>
-          <w:rFonts w:ascii="Times New Roman" w:hAnsi="Times New Roman" w:cs="Times New Roman"/>
-          <w:b/>
-          <w:bCs/>
-        </w:rPr>
-        <w:t xml:space="preserve"> 2024 – </w:t>
-      </w:r>
-      <w:r>
-        <w:rPr>
-          <w:rStyle w:val="fontstyle01"/>
-          <w:rFonts w:ascii="Times New Roman" w:hAnsi="Times New Roman" w:cs="Times New Roman"/>
-          <w:b/>
-          <w:bCs/>
-        </w:rPr>
-        <w:t xml:space="preserve">Volkswagen Binek Yeni T-Cross 1.0 TSI 115 </w:t>
-      </w:r>
-      <w:r>
-        <w:rPr>
-          <w:rStyle w:val="fontstyle21"/>
-          <w:rFonts w:ascii="Times New Roman" w:hAnsi="Times New Roman" w:cs="Times New Roman"/>
-          <w:b/>
-          <w:bCs/>
-        </w:rPr>
-        <w:t>PS Style DSG</w:t>
-      </w:r>
-    </w:p>
-    <w:p>
-      <w:pPr>
-        <w:spacing w:after="0" w:line="240" w:lineRule="auto"/>
-        <w:contextualSpacing/>
-        <w:rPr>
-          <w:rFonts w:ascii="Times New Roman" w:eastAsia="Times New Roman" w:hAnsi="Times New Roman" w:cs="Times New Roman"/>
-          <w:sz w:val="24"/>
-          <w:szCs w:val="24"/>
-          <w:lang w:eastAsia="tr-TR"/>
-        </w:rPr>
-      </w:pPr>
-      <w:r>
-        <w:rPr>
-          <w:rFonts w:ascii="Times New Roman" w:eastAsia="Times New Roman" w:hAnsi="Times New Roman" w:cs="Times New Roman"/>
-          <w:sz w:val="24"/>
-          <w:szCs w:val="24"/>
-          <w:lang w:eastAsia="tr-TR"/>
-        </w:rPr>
-        <w:t>Telefon</w:t>
-      </w:r>
-      <w:r>
-        <w:rPr>
-          <w:rFonts w:ascii="Times New Roman" w:eastAsia="Times New Roman" w:hAnsi="Times New Roman" w:cs="Times New Roman"/>
-          <w:sz w:val="24"/>
-          <w:szCs w:val="24"/>
-          <w:lang w:eastAsia="tr-TR"/>
-        </w:rPr>
-        <w:tab/>
-      </w:r>
-      <w:r>
-        <w:rPr>
-          <w:rFonts w:ascii="Times New Roman" w:eastAsia="Times New Roman" w:hAnsi="Times New Roman" w:cs="Times New Roman"/>
-          <w:sz w:val="24"/>
-          <w:szCs w:val="24"/>
-          <w:lang w:eastAsia="tr-TR"/>
-        </w:rPr>
-        <w:t>:</w:t>
-      </w:r>
-      <w:r>
-        <w:rPr>
-          <w:rFonts w:ascii="Times New Roman" w:eastAsia="Times New Roman" w:hAnsi="Times New Roman" w:cs="Times New Roman"/>
-          <w:sz w:val="24"/>
-          <w:szCs w:val="24"/>
-          <w:lang w:eastAsia="tr-TR"/>
-        </w:rPr>
-        <w:t xml:space="preserve"> </w:t>
-      </w:r>
-      <w:r>
-        <w:rPr>
-          <w:rFonts w:ascii="Times New Roman" w:hAnsi="Times New Roman" w:cs="Times New Roman"/>
-          <w:b/>
-          <w:bCs/>
-        </w:rPr>
-        <w:t>0544 955 22 42</w:t>
-      </w:r>
-    </w:p>
-    <w:p>
-      <w:pPr>
-        <w:spacing w:after="0" w:line="240" w:lineRule="auto"/>
-        <w:contextualSpacing/>
-        <w:rPr>
-          <w:rFonts w:ascii="Times New Roman" w:eastAsia="Times New Roman" w:hAnsi="Times New Roman" w:cs="Times New Roman"/>
-          <w:sz w:val="24"/>
-          <w:szCs w:val="24"/>
-          <w:lang w:eastAsia="tr-TR"/>
-        </w:rPr>
-      </w:pPr>
-      <w:r>
-        <w:rPr>
-          <w:rFonts w:ascii="Times New Roman" w:eastAsia="Times New Roman" w:hAnsi="Times New Roman" w:cs="Times New Roman"/>
-          <w:sz w:val="24"/>
-          <w:szCs w:val="24"/>
-          <w:lang w:eastAsia="tr-TR"/>
-        </w:rPr>
-        <w:t>E-mail</w:t>
-      </w:r>
-      <w:r>
-        <w:rPr>
-          <w:rFonts w:ascii="Times New Roman" w:eastAsia="Times New Roman" w:hAnsi="Times New Roman" w:cs="Times New Roman"/>
-          <w:sz w:val="24"/>
-          <w:szCs w:val="24"/>
-          <w:lang w:eastAsia="tr-TR"/>
-        </w:rPr>
-        <w:tab/>
-      </w:r>
-      <w:r>
-        <w:rPr>
-          <w:rFonts w:ascii="Times New Roman" w:eastAsia="Times New Roman" w:hAnsi="Times New Roman" w:cs="Times New Roman"/>
-          <w:sz w:val="24"/>
-          <w:szCs w:val="24"/>
-          <w:lang w:eastAsia="tr-TR"/>
-        </w:rPr>
-        <w:tab/>
-      </w:r>
-      <w:r>
-        <w:rPr>
-          <w:rFonts w:ascii="Times New Roman" w:eastAsia="Times New Roman" w:hAnsi="Times New Roman" w:cs="Times New Roman"/>
-          <w:sz w:val="24"/>
-          <w:szCs w:val="24"/>
-          <w:lang w:eastAsia="tr-TR"/>
-        </w:rPr>
-        <w:t>:</w:t>
-      </w:r>
-      <w:r>
-        <w:rPr>
-          <w:rFonts w:ascii="Times New Roman" w:eastAsia="Times New Roman" w:hAnsi="Times New Roman" w:cs="Times New Roman"/>
-          <w:sz w:val="24"/>
-          <w:szCs w:val="24"/>
-          <w:lang w:eastAsia="tr-TR"/>
-        </w:rPr>
-        <w:t xml:space="preserve"> </w:t>
-      </w:r>
-      <w:r>
-        <w:rPr>
-          <w:rFonts w:ascii="Times New Roman" w:hAnsi="Times New Roman" w:cs="Times New Roman"/>
-          <w:b/>
-          <w:bCs/>
-        </w:rPr>
-        <w:t>yaseminbalci444@gmail.com</w:t>
-      </w:r>
-    </w:p>
-    <w:p>
-      <w:pPr>
-        <w:spacing w:after="0" w:line="240" w:lineRule="auto"/>
-        <w:contextualSpacing/>
-        <w:rPr>
-          <w:rFonts w:ascii="Times New Roman" w:eastAsia="Times New Roman" w:hAnsi="Times New Roman" w:cs="Times New Roman"/>
-          <w:sz w:val="24"/>
-          <w:szCs w:val="24"/>
-          <w:lang w:eastAsia="tr-TR"/>
-        </w:rPr>
-      </w:pPr>
-      <w:proofErr w:type="spellStart"/>
-      <w:r>
-        <w:rPr>
-          <w:rFonts w:ascii="Times New Roman" w:eastAsia="Times New Roman" w:hAnsi="Times New Roman" w:cs="Times New Roman"/>
-          <w:sz w:val="24"/>
-          <w:szCs w:val="24"/>
-          <w:lang w:eastAsia="tr-TR"/>
-        </w:rPr>
-        <w:t>Iban</w:t>
-      </w:r>
-      <w:proofErr w:type="spellEnd"/>
-      <w:r>
-        <w:rPr>
-          <w:rFonts w:ascii="Times New Roman" w:eastAsia="Times New Roman" w:hAnsi="Times New Roman" w:cs="Times New Roman"/>
-          <w:sz w:val="24"/>
-          <w:szCs w:val="24"/>
-          <w:lang w:eastAsia="tr-TR"/>
-        </w:rPr>
-        <w:tab/>
-      </w:r>
-      <w:r>
-        <w:rPr>
-          <w:rFonts w:ascii="Times New Roman" w:eastAsia="Times New Roman" w:hAnsi="Times New Roman" w:cs="Times New Roman"/>
-          <w:sz w:val="24"/>
-          <w:szCs w:val="24"/>
-          <w:lang w:eastAsia="tr-TR"/>
-        </w:rPr>
-        <w:tab/>
-      </w:r>
-      <w:r>
-        <w:rPr>
-          <w:rFonts w:ascii="Times New Roman" w:eastAsia="Times New Roman" w:hAnsi="Times New Roman" w:cs="Times New Roman"/>
-          <w:sz w:val="24"/>
-          <w:szCs w:val="24"/>
-          <w:lang w:eastAsia="tr-TR"/>
-        </w:rPr>
-        <w:t>:</w:t>
       </w:r>
     </w:p>
     <w:p>
@@ -1273,20 +1296,32 @@
       <w:r>
         <w:rPr>
           <w:rFonts w:ascii="Times New Roman" w:hAnsi="Times New Roman" w:cs="Times New Roman"/>
+          <w:b/>
+          <w:bCs/>
         </w:rPr>
         <w:t>a</w:t>
       </w:r>
       <w:r>
         <w:rPr>
           <w:rFonts w:ascii="Times New Roman" w:hAnsi="Times New Roman" w:cs="Times New Roman"/>
+          <w:b/>
+          <w:bCs/>
         </w:rPr>
         <w:t>rkadan</w:t>
       </w:r>
       <w:r>
         <w:rPr>
           <w:rFonts w:ascii="Times New Roman" w:hAnsi="Times New Roman" w:cs="Times New Roman"/>
-        </w:rPr>
-        <w:t xml:space="preserve"> çarpması sonucu maddi hasarlı kazaya sebebiyet vermiştir.</w:t>
+          <w:b/>
+          <w:bCs/>
+        </w:rPr>
+        <w:t xml:space="preserve"> çarpma</w:t>
+      </w:r>
+      <w:r>
+        <w:rPr>
+          <w:rFonts w:ascii="Times New Roman" w:hAnsi="Times New Roman" w:cs="Times New Roman"/>
+        </w:rPr>
+        <w:t>sı sonucu maddi hasarlı kazaya sebebiyet vermiştir.</w:t>
       </w:r>
       <w:r>
         <w:rPr>
@@ -1684,10 +1719,7 @@
         <w:t>3- Hasar Fatura sureti</w:t>
       </w:r>
       <w:r>
-        <w:t xml:space="preserve"> </w:t>
-      </w:r>
-      <w:r>
-        <w:t>ve Servis Raporu</w:t>
+        <w:t xml:space="preserve"> ve Servis Raporu</w:t>
       </w:r>
     </w:p>
     <w:p>
